--- a/PCB/驱动/FAQ.docx
+++ b/PCB/驱动/FAQ.docx
@@ -1179,7 +1179,151 @@
           <w:bCs w:val="0"/>
           <w:lang w:val="en-US" w:eastAsia="zh-CN"/>
         </w:rPr>
-        <w:t>驱动在关机状态下以及SOS和信标模式运行过程中的熄灭状态下能观察到LED微微发亮出现漏光/漏电现象</w:t>
+        <w:t>驱动在关机状态下以及SOS和信标模式运行过程中的熄灭状态下能观察到LED微微发亮出现漏光/漏电现象。</w:t>
+      </w:r>
+    </w:p>
+    <w:p>
+      <w:pPr>
+        <w:rPr>
+          <w:rFonts w:hint="eastAsia"/>
+          <w:b w:val="0"/>
+          <w:bCs w:val="0"/>
+          <w:lang w:val="en-US" w:eastAsia="zh-CN"/>
+        </w:rPr>
+      </w:pPr>
+    </w:p>
+    <w:p>
+      <w:pPr>
+        <w:rPr>
+          <w:rFonts w:hint="eastAsia"/>
+          <w:b w:val="0"/>
+          <w:bCs w:val="0"/>
+          <w:lang w:val="en-US" w:eastAsia="zh-CN"/>
+        </w:rPr>
+      </w:pPr>
+      <w:r>
+        <w:rPr>
+          <w:rFonts w:hint="eastAsia"/>
+          <w:b/>
+          <w:bCs/>
+          <w:lang w:val="en-US" w:eastAsia="zh-CN"/>
+        </w:rPr>
+        <w:t>解决思路：</w:t>
+      </w:r>
+      <w:r>
+        <w:rPr>
+          <w:rFonts w:hint="eastAsia"/>
+          <w:b w:val="0"/>
+          <w:bCs w:val="0"/>
+          <w:lang w:val="en-US" w:eastAsia="zh-CN"/>
+        </w:rPr>
+        <w:t>使用万用表二极管档测量Q5是否击穿，如果击穿则同时更换U3、Q5。更换Q5后如果仍然漏光，则更换U3。</w:t>
+      </w:r>
+    </w:p>
+    <w:p>
+      <w:pPr>
+        <w:rPr>
+          <w:rFonts w:hint="eastAsia"/>
+          <w:b w:val="0"/>
+          <w:bCs w:val="0"/>
+          <w:lang w:val="en-US" w:eastAsia="zh-CN"/>
+        </w:rPr>
+      </w:pPr>
+    </w:p>
+    <w:p>
+      <w:pPr>
+        <w:rPr>
+          <w:rFonts w:hint="eastAsia"/>
+          <w:b w:val="0"/>
+          <w:bCs w:val="0"/>
+          <w:lang w:val="en-US" w:eastAsia="zh-CN"/>
+        </w:rPr>
+      </w:pPr>
+    </w:p>
+    <w:p>
+      <w:pPr>
+        <w:rPr>
+          <w:rFonts w:hint="eastAsia"/>
+          <w:b w:val="0"/>
+          <w:bCs w:val="0"/>
+          <w:lang w:val="en-US" w:eastAsia="zh-CN"/>
+        </w:rPr>
+      </w:pPr>
+    </w:p>
+    <w:p>
+      <w:pPr>
+        <w:rPr>
+          <w:rFonts w:hint="eastAsia"/>
+          <w:b w:val="0"/>
+          <w:bCs w:val="0"/>
+          <w:lang w:val="en-US" w:eastAsia="zh-CN"/>
+        </w:rPr>
+      </w:pPr>
+    </w:p>
+    <w:p>
+      <w:pPr>
+        <w:rPr>
+          <w:rFonts w:hint="eastAsia"/>
+          <w:b w:val="0"/>
+          <w:bCs w:val="0"/>
+          <w:lang w:val="en-US" w:eastAsia="zh-CN"/>
+        </w:rPr>
+      </w:pPr>
+      <w:r>
+        <w:rPr>
+          <w:rFonts w:hint="eastAsia"/>
+          <w:b/>
+          <w:bCs/>
+          <w:lang w:val="en-US" w:eastAsia="zh-CN"/>
+        </w:rPr>
+        <w:t>问题9：</w:t>
+      </w:r>
+      <w:r>
+        <w:rPr>
+          <w:rFonts w:hint="eastAsia"/>
+          <w:b w:val="0"/>
+          <w:bCs w:val="0"/>
+          <w:lang w:val="en-US" w:eastAsia="zh-CN"/>
+        </w:rPr>
+        <w:t>驱动在其余挡位运行正常，但是在长按进入的月光挡位下亮度异常偏高，和循环挡位中的及低亮度挡位相差无几。</w:t>
+      </w:r>
+    </w:p>
+    <w:p>
+      <w:pPr>
+        <w:rPr>
+          <w:rFonts w:hint="eastAsia"/>
+          <w:b w:val="0"/>
+          <w:bCs w:val="0"/>
+          <w:lang w:val="en-US" w:eastAsia="zh-CN"/>
+        </w:rPr>
+      </w:pPr>
+    </w:p>
+    <w:p>
+      <w:pPr>
+        <w:rPr>
+          <w:rFonts w:hint="default"/>
+          <w:b w:val="0"/>
+          <w:bCs w:val="0"/>
+          <w:lang w:val="en-US" w:eastAsia="zh-CN"/>
+        </w:rPr>
+      </w:pPr>
+      <w:r>
+        <w:rPr>
+          <w:rFonts w:hint="eastAsia"/>
+          <w:b/>
+          <w:bCs/>
+          <w:lang w:val="en-US" w:eastAsia="zh-CN"/>
+        </w:rPr>
+        <w:t>解决思路：</w:t>
+      </w:r>
+      <w:r>
+        <w:rPr>
+          <w:rFonts w:hint="eastAsia"/>
+          <w:b w:val="0"/>
+          <w:bCs w:val="0"/>
+          <w:lang w:val="en-US" w:eastAsia="zh-CN"/>
+        </w:rPr>
+        <w:t>长按开关使驱动运行在月光档，然后使用万用表电压档测量U9的第一脚电压。正常应该在0.003-0.005V之间，如果电压异常，则检查电阻R24 R25是否开路，C44 C45是否短路或者开路，并更换D4。</w:t>
       </w:r>
       <w:bookmarkStart w:id="0" w:name="_GoBack"/>
       <w:bookmarkEnd w:id="0"/>
@@ -1190,45 +1334,7 @@
           <w:bCs w:val="0"/>
           <w:lang w:val="en-US" w:eastAsia="zh-CN"/>
         </w:rPr>
-        <w:t>。</w:t>
-      </w:r>
-    </w:p>
-    <w:p>
-      <w:pPr>
-        <w:rPr>
-          <w:rFonts w:hint="eastAsia"/>
-          <w:b w:val="0"/>
-          <w:bCs w:val="0"/>
-          <w:lang w:val="en-US" w:eastAsia="zh-CN"/>
-        </w:rPr>
-      </w:pPr>
-    </w:p>
-    <w:p>
-      <w:pPr>
-        <w:rPr>
-          <w:rFonts w:hint="default"/>
-          <w:b w:val="0"/>
-          <w:bCs w:val="0"/>
-          <w:lang w:val="en-US" w:eastAsia="zh-CN"/>
-        </w:rPr>
-      </w:pPr>
-      <w:r>
-        <w:rPr>
-          <w:rFonts w:hint="eastAsia"/>
-          <w:b/>
-          <w:bCs/>
-          <w:lang w:val="en-US" w:eastAsia="zh-CN"/>
-        </w:rPr>
-        <w:t>解决思路：</w:t>
-      </w:r>
-      <w:r>
-        <w:rPr>
-          <w:rFonts w:hint="eastAsia"/>
-          <w:b w:val="0"/>
-          <w:bCs w:val="0"/>
-          <w:lang w:val="en-US" w:eastAsia="zh-CN"/>
-        </w:rPr>
-        <w:t>使用万用表二极管档测量Q5是否击穿，如果击穿则同时更换U3、Q5。更换Q5后如果仍然漏光，则更换U3。</w:t>
+        <w:t>电压正常的话测量U9第四脚电压，应基本和U9第一脚电压一致，如不一致则U9损坏，更换U9。</w:t>
       </w:r>
     </w:p>
     <w:sectPr>

--- a/PCB/驱动/FAQ.docx
+++ b/PCB/驱动/FAQ.docx
@@ -1301,29 +1301,302 @@
     <w:p>
       <w:pPr>
         <w:rPr>
+          <w:rFonts w:hint="eastAsia"/>
+          <w:b w:val="0"/>
+          <w:bCs w:val="0"/>
+          <w:lang w:val="en-US" w:eastAsia="zh-CN"/>
+        </w:rPr>
+      </w:pPr>
+      <w:r>
+        <w:rPr>
+          <w:rFonts w:hint="eastAsia"/>
+          <w:b/>
+          <w:bCs/>
+          <w:lang w:val="en-US" w:eastAsia="zh-CN"/>
+        </w:rPr>
+        <w:t>解决思路：</w:t>
+      </w:r>
+      <w:r>
+        <w:rPr>
+          <w:rFonts w:hint="eastAsia"/>
+          <w:b w:val="0"/>
+          <w:bCs w:val="0"/>
+          <w:lang w:val="en-US" w:eastAsia="zh-CN"/>
+        </w:rPr>
+        <w:t>长按开关使驱动运行在月光档，然后使用万用表电压档测量U9的第一脚电压。正常应该在0.003-0.005V之间，如果电压异常，则检查电阻R24 R25是否开路，C44 C45是否短路或者开路，并更换D4。电压正常的话测量U9第四脚电压，应基本和U9第一脚电压一致，如不一致则U9损坏，更换U9。</w:t>
+      </w:r>
+    </w:p>
+    <w:p>
+      <w:pPr>
+        <w:rPr>
+          <w:rFonts w:hint="eastAsia"/>
+          <w:b w:val="0"/>
+          <w:bCs w:val="0"/>
+          <w:lang w:val="en-US" w:eastAsia="zh-CN"/>
+        </w:rPr>
+      </w:pPr>
+    </w:p>
+    <w:p>
+      <w:pPr>
+        <w:rPr>
+          <w:rFonts w:hint="eastAsia"/>
+          <w:b w:val="0"/>
+          <w:bCs w:val="0"/>
+          <w:lang w:val="en-US" w:eastAsia="zh-CN"/>
+        </w:rPr>
+      </w:pPr>
+      <w:r>
+        <w:rPr>
+          <w:rFonts w:hint="eastAsia"/>
+          <w:b/>
+          <w:bCs/>
+          <w:lang w:val="en-US" w:eastAsia="zh-CN"/>
+        </w:rPr>
+        <w:t>问题10：</w:t>
+      </w:r>
+      <w:r>
+        <w:rPr>
+          <w:rFonts w:hint="eastAsia"/>
+          <w:b w:val="0"/>
+          <w:bCs w:val="0"/>
+          <w:lang w:val="en-US" w:eastAsia="zh-CN"/>
+        </w:rPr>
+        <w:t>驱动焊接完毕后使用CMS ICE8 PRO调试器尝试烧录固件时认不到芯片，IDE软件提示如下错误：</w:t>
+      </w:r>
+    </w:p>
+    <w:p>
+      <w:r>
+        <w:drawing>
+          <wp:inline distT="0" distB="0" distL="114300" distR="114300">
+            <wp:extent cx="1076325" cy="1240155"/>
+            <wp:effectExtent l="0" t="0" r="5715" b="9525"/>
+            <wp:docPr id="1" name="图片 1"/>
+            <wp:cNvGraphicFramePr>
+              <a:graphicFrameLocks xmlns:a="http://schemas.openxmlformats.org/drawingml/2006/main" noChangeAspect="1"/>
+            </wp:cNvGraphicFramePr>
+            <a:graphic xmlns:a="http://schemas.openxmlformats.org/drawingml/2006/main">
+              <a:graphicData uri="http://schemas.openxmlformats.org/drawingml/2006/picture">
+                <pic:pic xmlns:pic="http://schemas.openxmlformats.org/drawingml/2006/picture">
+                  <pic:nvPicPr>
+                    <pic:cNvPr id="1" name="图片 1"/>
+                    <pic:cNvPicPr>
+                      <a:picLocks noChangeAspect="1"/>
+                    </pic:cNvPicPr>
+                  </pic:nvPicPr>
+                  <pic:blipFill>
+                    <a:blip r:embed="rId4"/>
+                    <a:stretch>
+                      <a:fillRect/>
+                    </a:stretch>
+                  </pic:blipFill>
+                  <pic:spPr>
+                    <a:xfrm>
+                      <a:off x="0" y="0"/>
+                      <a:ext cx="1076325" cy="1240155"/>
+                    </a:xfrm>
+                    <a:prstGeom prst="rect">
+                      <a:avLst/>
+                    </a:prstGeom>
+                    <a:noFill/>
+                    <a:ln>
+                      <a:noFill/>
+                    </a:ln>
+                  </pic:spPr>
+                </pic:pic>
+              </a:graphicData>
+            </a:graphic>
+          </wp:inline>
+        </w:drawing>
+      </w:r>
+      <w:r>
+        <w:drawing>
+          <wp:inline distT="0" distB="0" distL="114300" distR="114300">
+            <wp:extent cx="4116705" cy="1229360"/>
+            <wp:effectExtent l="0" t="0" r="13335" b="5080"/>
+            <wp:docPr id="2" name="图片 2"/>
+            <wp:cNvGraphicFramePr>
+              <a:graphicFrameLocks xmlns:a="http://schemas.openxmlformats.org/drawingml/2006/main" noChangeAspect="1"/>
+            </wp:cNvGraphicFramePr>
+            <a:graphic xmlns:a="http://schemas.openxmlformats.org/drawingml/2006/main">
+              <a:graphicData uri="http://schemas.openxmlformats.org/drawingml/2006/picture">
+                <pic:pic xmlns:pic="http://schemas.openxmlformats.org/drawingml/2006/picture">
+                  <pic:nvPicPr>
+                    <pic:cNvPr id="2" name="图片 2"/>
+                    <pic:cNvPicPr>
+                      <a:picLocks noChangeAspect="1"/>
+                    </pic:cNvPicPr>
+                  </pic:nvPicPr>
+                  <pic:blipFill>
+                    <a:blip r:embed="rId5"/>
+                    <a:stretch>
+                      <a:fillRect/>
+                    </a:stretch>
+                  </pic:blipFill>
+                  <pic:spPr>
+                    <a:xfrm>
+                      <a:off x="0" y="0"/>
+                      <a:ext cx="4116705" cy="1229360"/>
+                    </a:xfrm>
+                    <a:prstGeom prst="rect">
+                      <a:avLst/>
+                    </a:prstGeom>
+                    <a:noFill/>
+                    <a:ln>
+                      <a:noFill/>
+                    </a:ln>
+                  </pic:spPr>
+                </pic:pic>
+              </a:graphicData>
+            </a:graphic>
+          </wp:inline>
+        </w:drawing>
+      </w:r>
+    </w:p>
+    <w:p>
+      <w:pPr>
+        <w:rPr>
           <w:rFonts w:hint="default"/>
-          <w:b w:val="0"/>
-          <w:bCs w:val="0"/>
-          <w:lang w:val="en-US" w:eastAsia="zh-CN"/>
-        </w:rPr>
-      </w:pPr>
-      <w:r>
-        <w:rPr>
-          <w:rFonts w:hint="eastAsia"/>
-          <w:b/>
-          <w:bCs/>
-          <w:lang w:val="en-US" w:eastAsia="zh-CN"/>
-        </w:rPr>
-        <w:t>解决思路：</w:t>
-      </w:r>
-      <w:r>
-        <w:rPr>
-          <w:rFonts w:hint="eastAsia"/>
-          <w:b w:val="0"/>
-          <w:bCs w:val="0"/>
-          <w:lang w:val="en-US" w:eastAsia="zh-CN"/>
-        </w:rPr>
-        <w:t>长按开关使驱动运行在月光档，然后使用万用表电压档测量U9的第一脚电压。正常应该在0.003-0.005V之间，如果电压异常，则检查电阻R24 R25是否开路，C44 C45是否短路或者开路，并更换D4。</w:t>
+          <w:lang w:val="en-US" w:eastAsia="zh-CN"/>
+        </w:rPr>
+      </w:pPr>
+    </w:p>
+    <w:p>
+      <w:pPr>
+        <w:rPr>
+          <w:rFonts w:hint="eastAsia"/>
+          <w:b/>
+          <w:bCs/>
+          <w:lang w:val="en-US" w:eastAsia="zh-CN"/>
+        </w:rPr>
+      </w:pPr>
+      <w:r>
+        <w:rPr>
+          <w:rFonts w:hint="eastAsia"/>
+          <w:b/>
+          <w:bCs/>
+          <w:lang w:val="en-US" w:eastAsia="zh-CN"/>
+        </w:rPr>
+        <w:t>解决思路：首先请检查调试器的5V输出电源是否正常，并检查调试器到驱动主板上的探针定义连接是否正确（参考下图）。</w:t>
+      </w:r>
+    </w:p>
+    <w:p>
+      <w:r>
+        <w:drawing>
+          <wp:inline distT="0" distB="0" distL="114300" distR="114300">
+            <wp:extent cx="2640330" cy="5237480"/>
+            <wp:effectExtent l="0" t="0" r="5080" b="11430"/>
+            <wp:docPr id="3" name="图片 3"/>
+            <wp:cNvGraphicFramePr>
+              <a:graphicFrameLocks xmlns:a="http://schemas.openxmlformats.org/drawingml/2006/main" noChangeAspect="1"/>
+            </wp:cNvGraphicFramePr>
+            <a:graphic xmlns:a="http://schemas.openxmlformats.org/drawingml/2006/main">
+              <a:graphicData uri="http://schemas.openxmlformats.org/drawingml/2006/picture">
+                <pic:pic xmlns:pic="http://schemas.openxmlformats.org/drawingml/2006/picture">
+                  <pic:nvPicPr>
+                    <pic:cNvPr id="3" name="图片 3"/>
+                    <pic:cNvPicPr>
+                      <a:picLocks noChangeAspect="1"/>
+                    </pic:cNvPicPr>
+                  </pic:nvPicPr>
+                  <pic:blipFill>
+                    <a:blip r:embed="rId6"/>
+                    <a:stretch>
+                      <a:fillRect/>
+                    </a:stretch>
+                  </pic:blipFill>
+                  <pic:spPr>
+                    <a:xfrm rot="5400000">
+                      <a:off x="0" y="0"/>
+                      <a:ext cx="2640330" cy="5237480"/>
+                    </a:xfrm>
+                    <a:prstGeom prst="rect">
+                      <a:avLst/>
+                    </a:prstGeom>
+                    <a:noFill/>
+                    <a:ln>
+                      <a:noFill/>
+                    </a:ln>
+                  </pic:spPr>
+                </pic:pic>
+              </a:graphicData>
+            </a:graphic>
+          </wp:inline>
+        </w:drawing>
+      </w:r>
+    </w:p>
+    <w:p>
+      <w:pPr>
+        <w:rPr>
+          <w:rFonts w:hint="default" w:eastAsiaTheme="minorEastAsia"/>
+          <w:lang w:val="en-US" w:eastAsia="zh-CN"/>
+        </w:rPr>
+      </w:pPr>
+      <w:r>
+        <w:rPr>
+          <w:rFonts w:hint="eastAsia"/>
+          <w:lang w:val="en-US" w:eastAsia="zh-CN"/>
+        </w:rPr>
+        <w:t>板子从左到右定义分别为:</w:t>
+      </w:r>
+      <w:r>
+        <w:rPr>
+          <w:rFonts w:hint="eastAsia"/>
+          <w:b/>
+          <w:bCs/>
+          <w:lang w:val="en-US" w:eastAsia="zh-CN"/>
+        </w:rPr>
+        <w:t>CLK DAT VDD GND，</w:t>
+      </w:r>
+      <w:r>
+        <w:rPr>
+          <w:rFonts w:hint="eastAsia"/>
+          <w:lang w:val="en-US" w:eastAsia="zh-CN"/>
+        </w:rPr>
+        <w:t>按照调试器上的pinout连接即可。</w:t>
+      </w:r>
+      <w:r>
+        <w:rPr>
+          <w:rFonts w:hint="eastAsia"/>
+          <w:b/>
+          <w:bCs/>
+          <w:lang w:val="en-US" w:eastAsia="zh-CN"/>
+        </w:rPr>
+        <w:t>如果仍然无效则参考如下内容</w:t>
+      </w:r>
+      <w:r>
+        <w:rPr>
+          <w:rFonts w:hint="eastAsia"/>
+          <w:lang w:val="en-US" w:eastAsia="zh-CN"/>
+        </w:rPr>
+        <w:t>：</w:t>
+      </w:r>
+    </w:p>
+    <w:p>
+      <w:pPr>
+        <w:rPr>
+          <w:rFonts w:hint="eastAsia"/>
+          <w:b/>
+          <w:bCs/>
+          <w:lang w:val="en-US" w:eastAsia="zh-CN"/>
+        </w:rPr>
+      </w:pPr>
+    </w:p>
+    <w:p>
+      <w:pPr>
+        <w:ind w:firstLine="420" w:firstLineChars="0"/>
+        <w:rPr>
+          <w:rFonts w:hint="default"/>
+          <w:lang w:val="en-US" w:eastAsia="zh-CN"/>
+        </w:rPr>
+      </w:pPr>
+      <w:r>
+        <w:rPr>
+          <w:rFonts w:hint="eastAsia"/>
+          <w:b w:val="0"/>
+          <w:bCs w:val="0"/>
+          <w:lang w:val="en-US" w:eastAsia="zh-CN"/>
+        </w:rPr>
+        <w:t>因为驱动在电源输入内部有容量巨大的输入电容器。当调试器给芯片供电并通过U7倒灌给输入电容之后，输入电容会在调试器断开芯片电源尝试复位芯片，使进入DFU模式时持续给芯片供电导致芯片无法复位。此时您可以拔下调试器并重新连接，测量调试器输出的电源接口没有电压之后，短接以下驱动板上的按键点让驱动放电。然后在确保下载器探针定义正确且充分压紧，接触良好的情况下重新尝试下载。仍然无效则您可以拆除U7或者FB2后尝试下载，下载成功后再度焊回拆下的器件</w:t>
       </w:r>
       <w:bookmarkStart w:id="0" w:name="_GoBack"/>
       <w:bookmarkEnd w:id="0"/>
@@ -1334,7 +1607,7 @@
           <w:bCs w:val="0"/>
           <w:lang w:val="en-US" w:eastAsia="zh-CN"/>
         </w:rPr>
-        <w:t>电压正常的话测量U9第四脚电压，应基本和U9第一脚电压一致，如不一致则U9损坏，更换U9。</w:t>
+        <w:t>。</w:t>
       </w:r>
     </w:p>
     <w:sectPr>
